--- a/Reportes_Automatizacion_ACC/Inputs/Mpio_Informe_tramites_Catastral_ACC.docx
+++ b/Reportes_Automatizacion_ACC/Inputs/Mpio_Informe_tramites_Catastral_ACC.docx
@@ -55,7 +55,6 @@
           <w:color w:val="223C6C"/>
           <w:sz w:val="28"/>
           <w:szCs w:val="28"/>
-          <w:highlight w:val="yellow"/>
           <w:lang w:val="es-ES"/>
         </w:rPr>
         <w:t>MPIO</w:t>
@@ -1139,16 +1138,7 @@
         <w:jc w:val="both"/>
       </w:pPr>
       <w:r>
-        <w:t xml:space="preserve">La </w:t>
-      </w:r>
-      <w:r>
-        <w:t>Gestión Catastral a cargo de La Agencia Catastral de Cundinamarca</w:t>
-      </w:r>
-      <w:r>
-        <w:t xml:space="preserve"> - ACC</w:t>
-      </w:r>
-      <w:r>
-        <w:t>, como entidad habilitada para la prestación del servicio, comprende los procesos de formación, actualización, conservación y difusión de la información catastral, así como los procedimientos de enfoque multipropósito.</w:t>
+        <w:t>La Gestión Catastral a cargo de La Agencia Catastral de Cundinamarca - ACC, como entidad habilitada para la prestación del servicio, comprende los procesos de formación, actualización, conservación y difusión de la información catastral, así como los procedimientos de enfoque multipropósito.</w:t>
       </w:r>
       <w:r>
         <w:t xml:space="preserve"> </w:t>
@@ -1170,31 +1160,7 @@
         <w:rPr>
           <w:lang w:val="es-ES"/>
         </w:rPr>
-        <w:t xml:space="preserve">Luego de la actualización catastral realizada en municipios de la jurisdicción de la ACC y con el fin </w:t>
-      </w:r>
-      <w:r>
-        <w:rPr>
-          <w:lang w:val="es-ES"/>
-        </w:rPr>
-        <w:t>realizar las labores de orientación al usuario, recepción de documentación, solución de trámites solicitudes dentro proceso de conservación catastral</w:t>
-      </w:r>
-      <w:r>
-        <w:rPr>
-          <w:lang w:val="es-ES"/>
-        </w:rPr>
-        <w:t xml:space="preserve"> y en el marco del </w:t>
-      </w:r>
-      <w:r>
-        <w:rPr>
-          <w:lang w:val="es-ES"/>
-        </w:rPr>
-        <w:t>catastro multipropósito</w:t>
-      </w:r>
-      <w:r>
-        <w:rPr>
-          <w:lang w:val="es-ES"/>
-        </w:rPr>
-        <w:t xml:space="preserve"> se dispone de una ventanilla catastral en los municipios que permita descongestionar lo trámites asociados a la conservación catastral.</w:t>
+        <w:t>Luego de la actualización catastral realizada en municipios de la jurisdicción de la ACC y con el fin realizar las labores de orientación al usuario, recepción de documentación, solución de trámites solicitudes dentro proceso de conservación catastral y en el marco del catastro multipropósito se dispone de una ventanilla catastral en los municipios que permita descongestionar lo trámites asociados a la conservación catastral.</w:t>
       </w:r>
     </w:p>
     <w:bookmarkEnd w:id="1"/>
@@ -1270,6 +1236,7 @@
         </w:rPr>
         <w:t xml:space="preserve"> a </w:t>
       </w:r>
+      <w:proofErr w:type="gramStart"/>
       <w:r>
         <w:rPr>
           <w:lang w:val="es-ES"/>
@@ -1280,7 +1247,14 @@
         <w:rPr>
           <w:lang w:val="es-ES"/>
         </w:rPr>
-        <w:t xml:space="preserve"> conservación catastral en el municipio</w:t>
+        <w:t xml:space="preserve"> conservación</w:t>
+      </w:r>
+      <w:proofErr w:type="gramEnd"/>
+      <w:r>
+        <w:rPr>
+          <w:lang w:val="es-ES"/>
+        </w:rPr>
+        <w:t xml:space="preserve"> catastral en el municipio</w:t>
       </w:r>
       <w:r>
         <w:rPr>
@@ -1296,7 +1270,6 @@
       </w:r>
       <w:r>
         <w:rPr>
-          <w:highlight w:val="yellow"/>
           <w:lang w:val="es-ES"/>
         </w:rPr>
         <w:t>MPIO</w:t>
@@ -1437,13 +1410,7 @@
         <w:t>Mutación catastral</w:t>
       </w:r>
       <w:r>
-        <w:t>:</w:t>
-      </w:r>
-      <w:r>
-        <w:t xml:space="preserve"> es un cambio en los elementos físicos, jurídicos o económicos de un predio (terreno o propiedad) que ya está registrado en el catastro</w:t>
-      </w:r>
-      <w:r>
-        <w:t xml:space="preserve"> y se clasifican de la siguiente manera:</w:t>
+        <w:t>: es un cambio en los elementos físicos, jurídicos o económicos de un predio (terreno o propiedad) que ya está registrado en el catastro y se clasifican de la siguiente manera:</w:t>
       </w:r>
     </w:p>
     <w:p>
@@ -1483,10 +1450,15 @@
         <w:t>Mutaciones de Segunda Clase:</w:t>
       </w:r>
       <w:r>
-        <w:t xml:space="preserve"> </w:t>
-      </w:r>
-      <w:r>
-        <w:t>Involucran modificaciones en los linderos del predio, como la agregación (englobe) o segregación (desenglobe) de terrenos. También se incluyen cambios en los coeficientes de copropiedad en propiedad horizontal y modificaciones en variables como identificadores prediales. </w:t>
+        <w:t xml:space="preserve"> Involucran modificaciones en los linderos del predio, como la agregación (englobe) o segregación (</w:t>
+      </w:r>
+      <w:proofErr w:type="spellStart"/>
+      <w:r>
+        <w:t>desenglobe</w:t>
+      </w:r>
+      <w:proofErr w:type="spellEnd"/>
+      <w:r>
+        <w:t>) de terrenos. También se incluyen cambios en los coeficientes de copropiedad en propiedad horizontal y modificaciones en variables como identificadores prediales. </w:t>
       </w:r>
     </w:p>
     <w:p>
@@ -1526,10 +1498,7 @@
         <w:t>Mutaciones de Cuarta Clase:</w:t>
       </w:r>
       <w:r>
-        <w:t xml:space="preserve"> </w:t>
-      </w:r>
-      <w:r>
-        <w:t>Se refieren a los cambios en los avalúos catastrales de los predios, ya sea por reajustes anuales, revisiones de avalúo o autoevaluaciones del avalúo catastral. </w:t>
+        <w:t xml:space="preserve"> Se refieren a los cambios en los avalúos catastrales de los predios, ya sea por reajustes anuales, revisiones de avalúo o autoevaluaciones del avalúo catastral. </w:t>
       </w:r>
     </w:p>
     <w:p>
@@ -1686,19 +1655,7 @@
         <w:rPr>
           <w:lang w:val="es-ES"/>
         </w:rPr>
-        <w:t>A continuación, se genera la</w:t>
-      </w:r>
-      <w:r>
-        <w:rPr>
-          <w:lang w:val="es-ES"/>
-        </w:rPr>
-        <w:t xml:space="preserve"> </w:t>
-      </w:r>
-      <w:r>
-        <w:rPr>
-          <w:lang w:val="es-ES"/>
-        </w:rPr>
-        <w:t xml:space="preserve">información a asociada a los trámites </w:t>
+        <w:t xml:space="preserve">A continuación, se genera la información a asociada a los trámites </w:t>
       </w:r>
       <w:r>
         <w:rPr>
@@ -1714,7 +1671,6 @@
       </w:r>
       <w:r>
         <w:rPr>
-          <w:highlight w:val="yellow"/>
           <w:lang w:val="es-ES"/>
         </w:rPr>
         <w:t>MPIO</w:t>
@@ -1817,6 +1773,7 @@
       <w:pPr>
         <w:pStyle w:val="Caption"/>
         <w:keepNext/>
+        <w:jc w:val="center"/>
       </w:pPr>
       <w:r>
         <w:t xml:space="preserve">Tabla </w:t>
@@ -1862,6 +1819,7 @@
       <w:pPr>
         <w:pStyle w:val="Caption"/>
         <w:keepNext/>
+        <w:jc w:val="center"/>
       </w:pPr>
       <w:r>
         <w:t xml:space="preserve">Tabla </w:t>
@@ -1870,7 +1828,7 @@
         <w:t>2</w:t>
       </w:r>
       <w:r>
-        <w:t xml:space="preserve">. Radicados por tipo y quien resuelve </w:t>
+        <w:t>. Radicados por tipo y quien resuelve</w:t>
       </w:r>
     </w:p>
     <w:p>
@@ -1910,7 +1868,7 @@
       <w:pPr>
         <w:pStyle w:val="Caption"/>
         <w:keepNext/>
-        <w:jc w:val="both"/>
+        <w:jc w:val="center"/>
       </w:pPr>
       <w:r>
         <w:t xml:space="preserve">Imagen </w:t>
@@ -1919,10 +1877,7 @@
         <w:t>1</w:t>
       </w:r>
       <w:r>
-        <w:t xml:space="preserve">. </w:t>
-      </w:r>
-      <w:r>
-        <w:t xml:space="preserve">Radicados por mes </w:t>
+        <w:t>. Radicados por mes</w:t>
       </w:r>
     </w:p>
     <w:p>
@@ -1950,6 +1905,7 @@
       <w:pPr>
         <w:pStyle w:val="Caption"/>
         <w:keepNext/>
+        <w:jc w:val="center"/>
       </w:pPr>
       <w:r>
         <w:t>Imagen</w:t>
@@ -2040,6 +1996,7 @@
       <w:pPr>
         <w:pStyle w:val="Caption"/>
         <w:keepNext/>
+        <w:jc w:val="center"/>
       </w:pPr>
       <w:r>
         <w:t xml:space="preserve">Tabla </w:t>
@@ -2241,50 +2198,6 @@
     <w:pPr>
       <w:pStyle w:val="Header"/>
     </w:pPr>
-    <w:sdt>
-      <w:sdtPr>
-        <w:id w:val="388003303"/>
-        <w:docPartObj>
-          <w:docPartGallery w:val="Watermarks"/>
-          <w:docPartUnique/>
-        </w:docPartObj>
-      </w:sdtPr>
-      <w:sdtContent>
-        <w:r>
-          <w:pict w14:anchorId="02114BA7">
-            <v:shapetype id="_x0000_t136" coordsize="21600,21600" o:spt="136" adj="10800" path="m@7,l@8,m@5,21600l@6,21600e">
-              <v:formulas>
-                <v:f eqn="sum #0 0 10800"/>
-                <v:f eqn="prod #0 2 1"/>
-                <v:f eqn="sum 21600 0 @1"/>
-                <v:f eqn="sum 0 0 @2"/>
-                <v:f eqn="sum 21600 0 @3"/>
-                <v:f eqn="if @0 @3 0"/>
-                <v:f eqn="if @0 21600 @1"/>
-                <v:f eqn="if @0 0 @2"/>
-                <v:f eqn="if @0 @4 21600"/>
-                <v:f eqn="mid @5 @6"/>
-                <v:f eqn="mid @8 @5"/>
-                <v:f eqn="mid @7 @8"/>
-                <v:f eqn="mid @6 @7"/>
-                <v:f eqn="sum @6 0 @5"/>
-              </v:formulas>
-              <v:path textpathok="t" o:connecttype="custom" o:connectlocs="@9,0;@10,10800;@11,21600;@12,10800" o:connectangles="270,180,90,0"/>
-              <v:textpath on="t" fitshape="t"/>
-              <v:handles>
-                <v:h position="#0,bottomRight" xrange="6629,14971"/>
-              </v:handles>
-              <o:lock v:ext="edit" text="t" shapetype="t"/>
-            </v:shapetype>
-            <v:shape id="PowerPlusWaterMarkObject357831064" o:spid="_x0000_s1025" type="#_x0000_t136" alt="" style="position:absolute;margin-left:0;margin-top:0;width:412.4pt;height:247.45pt;rotation:315;z-index:-251658240;mso-wrap-edited:f;mso-width-percent:0;mso-height-percent:0;mso-position-horizontal:center;mso-position-horizontal-relative:margin;mso-position-vertical:center;mso-position-vertical-relative:margin;mso-width-percent:0;mso-height-percent:0" o:allowincell="f" fillcolor="silver" stroked="f">
-              <v:fill opacity=".5"/>
-              <v:textpath style="font-family:&quot;calibri&quot;;font-size:1pt" string="BORRADOR"/>
-              <w10:wrap anchorx="margin" anchory="margin"/>
-            </v:shape>
-          </w:pict>
-        </w:r>
-      </w:sdtContent>
-    </w:sdt>
     <w:r>
       <w:rPr>
         <w:noProof/>

--- a/Reportes_Automatizacion_ACC/Inputs/Mpio_Informe_tramites_Catastral_ACC.docx
+++ b/Reportes_Automatizacion_ACC/Inputs/Mpio_Informe_tramites_Catastral_ACC.docx
@@ -1236,25 +1236,17 @@
         </w:rPr>
         <w:t xml:space="preserve"> a </w:t>
       </w:r>
-      <w:proofErr w:type="gramStart"/>
-      <w:r>
-        <w:rPr>
-          <w:lang w:val="es-ES"/>
-        </w:rPr>
-        <w:t xml:space="preserve">la </w:t>
-      </w:r>
-      <w:r>
-        <w:rPr>
-          <w:lang w:val="es-ES"/>
-        </w:rPr>
-        <w:t xml:space="preserve"> conservación</w:t>
-      </w:r>
-      <w:proofErr w:type="gramEnd"/>
-      <w:r>
-        <w:rPr>
-          <w:lang w:val="es-ES"/>
-        </w:rPr>
-        <w:t xml:space="preserve"> catastral en el municipio</w:t>
+      <w:r>
+        <w:rPr>
+          <w:lang w:val="es-ES"/>
+        </w:rPr>
+        <w:t>la</w:t>
+      </w:r>
+      <w:r>
+        <w:rPr>
+          <w:lang w:val="es-ES"/>
+        </w:rPr>
+        <w:t xml:space="preserve"> conservación catastral en el municipio</w:t>
       </w:r>
       <w:r>
         <w:rPr>
@@ -1756,7 +1748,10 @@
         </w:rPr>
       </w:pPr>
       <w:r>
-        <w:t>La siguiente tabla presenta el estado de los radicados registrados durante el periodo de análisis, desagregados por año y acompañados de su respectivo total general. La información permite identificar la distribución anual de los trámites y su comportamiento agregado en el periodo evaluado.</w:t>
+        <w:rPr>
+          <w:lang w:val="es-ES"/>
+        </w:rPr>
+        <w:t>[[DESC_RADICADOS]]</w:t>
       </w:r>
     </w:p>
     <w:p>
@@ -1801,9 +1796,15 @@
       <w:pPr>
         <w:pStyle w:val="NoSpacing"/>
         <w:jc w:val="both"/>
-      </w:pPr>
-      <w:r>
-        <w:t>Del total de radicados registrados en el municipio, una proporción significativa corresponde a trámites gestionados directamente por el enlace territorial de la Agencia Catastral de Cundinamarca (ACC), mientras que el porcentaje restante es atendido a nivel central, conforme a las competencias y naturaleza del trámite.</w:t>
+        <w:rPr>
+          <w:lang w:val="es-ES"/>
+        </w:rPr>
+      </w:pPr>
+      <w:r>
+        <w:rPr>
+          <w:lang w:val="es-ES"/>
+        </w:rPr>
+        <w:t>[[ANALISIS_TABLA1]]</w:t>
       </w:r>
     </w:p>
     <w:p>

--- a/Reportes_Automatizacion_ACC/Inputs/Mpio_Informe_tramites_Catastral_ACC.docx
+++ b/Reportes_Automatizacion_ACC/Inputs/Mpio_Informe_tramites_Catastral_ACC.docx
@@ -57,7 +57,7 @@
           <w:szCs w:val="28"/>
           <w:lang w:val="es-ES"/>
         </w:rPr>
-        <w:t>MPIO</w:t>
+        <w:t>[[MPIO]]</w:t>
       </w:r>
     </w:p>
     <w:p>
@@ -82,48 +82,13 @@
           <w:szCs w:val="28"/>
           <w:lang w:val="es-ES"/>
         </w:rPr>
-        <w:t>202</w:t>
-      </w:r>
-      <w:r>
-        <w:rPr>
-          <w:b/>
-          <w:bCs/>
-          <w:color w:val="223C6C"/>
-          <w:sz w:val="28"/>
-          <w:szCs w:val="28"/>
-          <w:lang w:val="es-ES"/>
-        </w:rPr>
-        <w:t>4</w:t>
-      </w:r>
-      <w:r>
-        <w:rPr>
-          <w:b/>
-          <w:bCs/>
-          <w:color w:val="223C6C"/>
-          <w:sz w:val="28"/>
-          <w:szCs w:val="28"/>
-          <w:lang w:val="es-ES"/>
-        </w:rPr>
-        <w:t>-202</w:t>
-      </w:r>
-      <w:r>
-        <w:rPr>
-          <w:b/>
-          <w:bCs/>
-          <w:color w:val="223C6C"/>
-          <w:sz w:val="28"/>
-          <w:szCs w:val="28"/>
-          <w:lang w:val="es-ES"/>
-        </w:rPr>
-        <w:t>5</w:t>
-      </w:r>
-    </w:p>
-    <w:p>
-      <w:pPr>
-        <w:pStyle w:val="NoSpacing"/>
-        <w:tabs>
-          <w:tab w:val="left" w:pos="2676"/>
-        </w:tabs>
+        <w:t>[[PERIODO]]</w:t>
+      </w:r>
+    </w:p>
+    <w:p>
+      <w:pPr>
+        <w:pStyle w:val="NoSpacing"/>
+        <w:jc w:val="center"/>
         <w:rPr>
           <w:lang w:val="es-ES"/>
         </w:rPr>
@@ -1264,7 +1229,13 @@
         <w:rPr>
           <w:lang w:val="es-ES"/>
         </w:rPr>
-        <w:t>MPIO</w:t>
+        <w:t xml:space="preserve">[[MPIO]] </w:t>
+      </w:r>
+      <w:r>
+        <w:rPr>
+          <w:lang w:val="es-ES"/>
+        </w:rPr>
+        <w:t>para los años</w:t>
       </w:r>
       <w:r>
         <w:rPr>
@@ -1276,25 +1247,7 @@
         <w:rPr>
           <w:lang w:val="es-ES"/>
         </w:rPr>
-        <w:t>para los años 202</w:t>
-      </w:r>
-      <w:r>
-        <w:rPr>
-          <w:lang w:val="es-ES"/>
-        </w:rPr>
-        <w:t>4</w:t>
-      </w:r>
-      <w:r>
-        <w:rPr>
-          <w:lang w:val="es-ES"/>
-        </w:rPr>
-        <w:t xml:space="preserve"> y 202</w:t>
-      </w:r>
-      <w:r>
-        <w:rPr>
-          <w:lang w:val="es-ES"/>
-        </w:rPr>
-        <w:t>5</w:t>
+        <w:t>[[PERIODO]]</w:t>
       </w:r>
       <w:r>
         <w:rPr>
@@ -1582,21 +1535,8 @@
     <w:p>
       <w:pPr>
         <w:pStyle w:val="NoSpacing"/>
+        <w:ind w:left="720"/>
         <w:jc w:val="both"/>
-      </w:pPr>
-    </w:p>
-    <w:p>
-      <w:pPr>
-        <w:pStyle w:val="NoSpacing"/>
-        <w:jc w:val="both"/>
-      </w:pPr>
-    </w:p>
-    <w:p>
-      <w:pPr>
-        <w:pStyle w:val="NoSpacing"/>
-        <w:rPr>
-          <w:lang w:val="es-ES"/>
-        </w:rPr>
       </w:pPr>
     </w:p>
     <w:p>
@@ -1665,7 +1605,7 @@
         <w:rPr>
           <w:lang w:val="es-ES"/>
         </w:rPr>
-        <w:t>MPIO</w:t>
+        <w:t>[[MPIO]]</w:t>
       </w:r>
       <w:r>
         <w:rPr>
@@ -1853,6 +1793,42 @@
         <w:rPr>
           <w:lang w:val="es-ES"/>
         </w:rPr>
+        <w:t>[[ANALISIS_TABLA</w:t>
+      </w:r>
+      <w:r>
+        <w:rPr>
+          <w:lang w:val="es-ES"/>
+        </w:rPr>
+        <w:t>2</w:t>
+      </w:r>
+      <w:r>
+        <w:rPr>
+          <w:lang w:val="es-ES"/>
+        </w:rPr>
+        <w:t>]]</w:t>
+      </w:r>
+    </w:p>
+    <w:p>
+      <w:pPr>
+        <w:pStyle w:val="NoSpacing"/>
+        <w:jc w:val="both"/>
+        <w:rPr>
+          <w:lang w:val="es-ES"/>
+        </w:rPr>
+      </w:pPr>
+    </w:p>
+    <w:p>
+      <w:pPr>
+        <w:pStyle w:val="NoSpacing"/>
+        <w:jc w:val="both"/>
+        <w:rPr>
+          <w:lang w:val="es-ES"/>
+        </w:rPr>
+      </w:pPr>
+      <w:r>
+        <w:rPr>
+          <w:lang w:val="es-ES"/>
+        </w:rPr>
         <w:t>Esta grafica muestra el mes y año en el que más se han recibido radicaciones.</w:t>
       </w:r>
     </w:p>
@@ -1885,15 +1861,45 @@
       <w:pPr>
         <w:pStyle w:val="NoSpacing"/>
         <w:jc w:val="both"/>
-      </w:pPr>
-      <w:r>
-        <w:t>E</w:t>
-      </w:r>
-      <w:r>
-        <w:t>l día se la semana que más presenta radicaciones</w:t>
-      </w:r>
-      <w:r>
-        <w:t>, indica el año en que más se han recibido radicaciones.</w:t>
+        <w:rPr>
+          <w:lang w:val="es-ES"/>
+        </w:rPr>
+      </w:pPr>
+      <w:r>
+        <w:rPr>
+          <w:lang w:val="es-ES"/>
+        </w:rPr>
+        <w:t>[[ANALISIS_</w:t>
+      </w:r>
+      <w:r>
+        <w:rPr>
+          <w:lang w:val="es-ES"/>
+        </w:rPr>
+        <w:t>MES</w:t>
+      </w:r>
+      <w:r>
+        <w:rPr>
+          <w:lang w:val="es-ES"/>
+        </w:rPr>
+        <w:t>]]</w:t>
+      </w:r>
+    </w:p>
+    <w:p>
+      <w:pPr>
+        <w:pStyle w:val="NoSpacing"/>
+        <w:jc w:val="both"/>
+        <w:rPr>
+          <w:lang w:val="es-ES"/>
+        </w:rPr>
+      </w:pPr>
+    </w:p>
+    <w:p>
+      <w:pPr>
+        <w:pStyle w:val="NoSpacing"/>
+        <w:jc w:val="both"/>
+      </w:pPr>
+      <w:r>
+        <w:t>El día se la semana que más presenta radicaciones, indica el año en que más se han recibido radicaciones.</w:t>
       </w:r>
     </w:p>
     <w:p>
@@ -1920,6 +1926,42 @@
       <w:r>
         <w:t>. Radicados por día de la semana</w:t>
       </w:r>
+    </w:p>
+    <w:p>
+      <w:pPr>
+        <w:pStyle w:val="NoSpacing"/>
+        <w:jc w:val="both"/>
+        <w:rPr>
+          <w:lang w:val="es-ES"/>
+        </w:rPr>
+      </w:pPr>
+      <w:r>
+        <w:rPr>
+          <w:lang w:val="es-ES"/>
+        </w:rPr>
+        <w:t>[[ANALISIS_</w:t>
+      </w:r>
+      <w:r>
+        <w:rPr>
+          <w:lang w:val="es-ES"/>
+        </w:rPr>
+        <w:t>DIA</w:t>
+      </w:r>
+      <w:r>
+        <w:rPr>
+          <w:lang w:val="es-ES"/>
+        </w:rPr>
+        <w:t>]]</w:t>
+      </w:r>
+    </w:p>
+    <w:p>
+      <w:pPr>
+        <w:pStyle w:val="NoSpacing"/>
+        <w:jc w:val="both"/>
+        <w:rPr>
+          <w:lang w:val="es-ES"/>
+        </w:rPr>
+      </w:pPr>
     </w:p>
     <w:p>
       <w:pPr>
@@ -2018,13 +2060,46 @@
         <w:t>desagregados por quien resuelve y por año de resolución</w:t>
       </w:r>
     </w:p>
+    <w:p>
+      <w:pPr>
+        <w:pStyle w:val="NoSpacing"/>
+        <w:jc w:val="both"/>
+        <w:rPr>
+          <w:lang w:val="es-ES"/>
+        </w:rPr>
+      </w:pPr>
+    </w:p>
+    <w:p>
+      <w:pPr>
+        <w:pStyle w:val="NoSpacing"/>
+        <w:jc w:val="both"/>
+        <w:rPr>
+          <w:lang w:val="es-ES"/>
+        </w:rPr>
+      </w:pPr>
+      <w:r>
+        <w:rPr>
+          <w:lang w:val="es-ES"/>
+        </w:rPr>
+        <w:t>[[ANALISIS_TABLA</w:t>
+      </w:r>
+      <w:r>
+        <w:rPr>
+          <w:lang w:val="es-ES"/>
+        </w:rPr>
+        <w:t>3</w:t>
+      </w:r>
+      <w:r>
+        <w:rPr>
+          <w:lang w:val="es-ES"/>
+        </w:rPr>
+        <w:t>]]</w:t>
+      </w:r>
+    </w:p>
+    <w:p/>
     <w:sectPr>
-      <w:headerReference w:type="even" r:id="rId8"/>
-      <w:headerReference w:type="default" r:id="rId9"/>
-      <w:footerReference w:type="even" r:id="rId10"/>
-      <w:footerReference w:type="default" r:id="rId11"/>
-      <w:headerReference w:type="first" r:id="rId12"/>
-      <w:footerReference w:type="first" r:id="rId13"/>
+      <w:headerReference w:type="default" r:id="rId8"/>
+      <w:footerReference w:type="default" r:id="rId9"/>
       <w:pgSz w:w="12240" w:h="15840"/>
       <w:pgMar w:top="1417" w:right="1701" w:bottom="1417" w:left="1701" w:header="708" w:footer="708" w:gutter="0"/>
       <w:cols w:space="708"/>
@@ -2060,16 +2135,6 @@
 </file>
 
 <file path=word/footer1.xml><?xml version="1.0" encoding="utf-8"?>
-<w:ftr xmlns:wpc="http://schemas.microsoft.com/office/word/2010/wordprocessingCanvas" xmlns:cx="http://schemas.microsoft.com/office/drawing/2014/chartex" xmlns:cx1="http://schemas.microsoft.com/office/drawing/2015/9/8/chartex" xmlns:cx2="http://schemas.microsoft.com/office/drawing/2015/10/21/chartex" xmlns:cx3="http://schemas.microsoft.com/office/drawing/2016/5/9/chartex" xmlns:cx4="http://schemas.microsoft.com/office/drawing/2016/5/10/chartex" xmlns:cx5="http://schemas.microsoft.com/office/drawing/2016/5/11/chartex" xmlns:cx6="http://schemas.microsoft.com/office/drawing/2016/5/12/chartex" xmlns:cx7="http://schemas.microsoft.com/office/drawing/2016/5/13/chartex" xmlns:cx8="http://schemas.microsoft.com/office/drawing/2016/5/14/chartex" xmlns:mc="http://schemas.openxmlformats.org/markup-compatibility/2006" xmlns:aink="http://schemas.microsoft.com/office/drawing/2016/ink" xmlns:am3d="http://schemas.microsoft.com/office/drawing/2017/model3d" xmlns:o="urn:schemas-microsoft-com:office:office" xmlns:oel="http://schemas.microsoft.com/office/2019/extlst" xmlns:r="http://schemas.openxmlformats.org/officeDocument/2006/relationships" xmlns:m="http://schemas.openxmlformats.org/officeDocument/2006/math" xmlns:v="urn:schemas-microsoft-com:vml" xmlns:wp14="http://schemas.microsoft.com/office/word/2010/wordprocessingDrawing" xmlns:wp="http://schemas.openxmlformats.org/drawingml/2006/wordprocessingDrawing" xmlns:w10="urn:schemas-microsoft-com:office:word" xmlns:w="http://schemas.openxmlformats.org/wordprocessingml/2006/main" xmlns:w14="http://schemas.microsoft.com/office/word/2010/wordml" xmlns:w15="http://schemas.microsoft.com/office/word/2012/wordml" xmlns:w16cex="http://schemas.microsoft.com/office/word/2018/wordml/cex" xmlns:w16cid="http://schemas.microsoft.com/office/word/2016/wordml/cid" xmlns:w16="http://schemas.microsoft.com/office/word/2018/wordml" xmlns:w16du="http://schemas.microsoft.com/office/word/2023/wordml/word16du" xmlns:w16sdtdh="http://schemas.microsoft.com/office/word/2020/wordml/sdtdatahash" xmlns:w16sdtfl="http://schemas.microsoft.com/office/word/2024/wordml/sdtformatlock" xmlns:w16se="http://schemas.microsoft.com/office/word/2015/wordml/symex" xmlns:wpg="http://schemas.microsoft.com/office/word/2010/wordprocessingGroup" xmlns:wpi="http://schemas.microsoft.com/office/word/2010/wordprocessingInk" xmlns:wne="http://schemas.microsoft.com/office/word/2006/wordml" xmlns:wps="http://schemas.microsoft.com/office/word/2010/wordprocessingShape" mc:Ignorable="w14 w15 w16se w16cid w16 w16cex w16sdtdh w16sdtfl w16du wp14">
-  <w:p>
-    <w:pPr>
-      <w:pStyle w:val="Footer"/>
-    </w:pPr>
-  </w:p>
-</w:ftr>
-</file>
-
-<file path=word/footer2.xml><?xml version="1.0" encoding="utf-8"?>
 <w:ftr xmlns:wpc="http://schemas.microsoft.com/office/word/2010/wordprocessingCanvas" xmlns:cx="http://schemas.microsoft.com/office/drawing/2014/chartex" xmlns:cx1="http://schemas.microsoft.com/office/drawing/2015/9/8/chartex" xmlns:cx2="http://schemas.microsoft.com/office/drawing/2015/10/21/chartex" xmlns:cx3="http://schemas.microsoft.com/office/drawing/2016/5/9/chartex" xmlns:cx4="http://schemas.microsoft.com/office/drawing/2016/5/10/chartex" xmlns:cx5="http://schemas.microsoft.com/office/drawing/2016/5/11/chartex" xmlns:cx6="http://schemas.microsoft.com/office/drawing/2016/5/12/chartex" xmlns:cx7="http://schemas.microsoft.com/office/drawing/2016/5/13/chartex" xmlns:cx8="http://schemas.microsoft.com/office/drawing/2016/5/14/chartex" xmlns:mc="http://schemas.openxmlformats.org/markup-compatibility/2006" xmlns:aink="http://schemas.microsoft.com/office/drawing/2016/ink" xmlns:am3d="http://schemas.microsoft.com/office/drawing/2017/model3d" xmlns:o="urn:schemas-microsoft-com:office:office" xmlns:oel="http://schemas.microsoft.com/office/2019/extlst" xmlns:r="http://schemas.openxmlformats.org/officeDocument/2006/relationships" xmlns:m="http://schemas.openxmlformats.org/officeDocument/2006/math" xmlns:v="urn:schemas-microsoft-com:vml" xmlns:wp14="http://schemas.microsoft.com/office/word/2010/wordprocessingDrawing" xmlns:wp="http://schemas.openxmlformats.org/drawingml/2006/wordprocessingDrawing" xmlns:w10="urn:schemas-microsoft-com:office:word" xmlns:w="http://schemas.openxmlformats.org/wordprocessingml/2006/main" xmlns:w14="http://schemas.microsoft.com/office/word/2010/wordml" xmlns:w15="http://schemas.microsoft.com/office/word/2012/wordml" xmlns:w16cex="http://schemas.microsoft.com/office/word/2018/wordml/cex" xmlns:w16cid="http://schemas.microsoft.com/office/word/2016/wordml/cid" xmlns:w16="http://schemas.microsoft.com/office/word/2018/wordml" xmlns:w16du="http://schemas.microsoft.com/office/word/2023/wordml/word16du" xmlns:w16sdtdh="http://schemas.microsoft.com/office/word/2020/wordml/sdtdatahash" xmlns:w16sdtfl="http://schemas.microsoft.com/office/word/2024/wordml/sdtformatlock" xmlns:w16se="http://schemas.microsoft.com/office/word/2015/wordml/symex" xmlns:wpg="http://schemas.microsoft.com/office/word/2010/wordprocessingGroup" xmlns:wpi="http://schemas.microsoft.com/office/word/2010/wordprocessingInk" xmlns:wne="http://schemas.microsoft.com/office/word/2006/wordml" xmlns:wps="http://schemas.microsoft.com/office/word/2010/wordprocessingShape" mc:Ignorable="w14 w15 w16se w16cid w16 w16cex w16sdtdh w16sdtfl w16du wp14">
   <w:sdt>
     <w:sdtPr>
@@ -2114,16 +2179,6 @@
 </w:ftr>
 </file>
 
-<file path=word/footer3.xml><?xml version="1.0" encoding="utf-8"?>
-<w:ftr xmlns:wpc="http://schemas.microsoft.com/office/word/2010/wordprocessingCanvas" xmlns:cx="http://schemas.microsoft.com/office/drawing/2014/chartex" xmlns:cx1="http://schemas.microsoft.com/office/drawing/2015/9/8/chartex" xmlns:cx2="http://schemas.microsoft.com/office/drawing/2015/10/21/chartex" xmlns:cx3="http://schemas.microsoft.com/office/drawing/2016/5/9/chartex" xmlns:cx4="http://schemas.microsoft.com/office/drawing/2016/5/10/chartex" xmlns:cx5="http://schemas.microsoft.com/office/drawing/2016/5/11/chartex" xmlns:cx6="http://schemas.microsoft.com/office/drawing/2016/5/12/chartex" xmlns:cx7="http://schemas.microsoft.com/office/drawing/2016/5/13/chartex" xmlns:cx8="http://schemas.microsoft.com/office/drawing/2016/5/14/chartex" xmlns:mc="http://schemas.openxmlformats.org/markup-compatibility/2006" xmlns:aink="http://schemas.microsoft.com/office/drawing/2016/ink" xmlns:am3d="http://schemas.microsoft.com/office/drawing/2017/model3d" xmlns:o="urn:schemas-microsoft-com:office:office" xmlns:oel="http://schemas.microsoft.com/office/2019/extlst" xmlns:r="http://schemas.openxmlformats.org/officeDocument/2006/relationships" xmlns:m="http://schemas.openxmlformats.org/officeDocument/2006/math" xmlns:v="urn:schemas-microsoft-com:vml" xmlns:wp14="http://schemas.microsoft.com/office/word/2010/wordprocessingDrawing" xmlns:wp="http://schemas.openxmlformats.org/drawingml/2006/wordprocessingDrawing" xmlns:w10="urn:schemas-microsoft-com:office:word" xmlns:w="http://schemas.openxmlformats.org/wordprocessingml/2006/main" xmlns:w14="http://schemas.microsoft.com/office/word/2010/wordml" xmlns:w15="http://schemas.microsoft.com/office/word/2012/wordml" xmlns:w16cex="http://schemas.microsoft.com/office/word/2018/wordml/cex" xmlns:w16cid="http://schemas.microsoft.com/office/word/2016/wordml/cid" xmlns:w16="http://schemas.microsoft.com/office/word/2018/wordml" xmlns:w16du="http://schemas.microsoft.com/office/word/2023/wordml/word16du" xmlns:w16sdtdh="http://schemas.microsoft.com/office/word/2020/wordml/sdtdatahash" xmlns:w16sdtfl="http://schemas.microsoft.com/office/word/2024/wordml/sdtformatlock" xmlns:w16se="http://schemas.microsoft.com/office/word/2015/wordml/symex" xmlns:wpg="http://schemas.microsoft.com/office/word/2010/wordprocessingGroup" xmlns:wpi="http://schemas.microsoft.com/office/word/2010/wordprocessingInk" xmlns:wne="http://schemas.microsoft.com/office/word/2006/wordml" xmlns:wps="http://schemas.microsoft.com/office/word/2010/wordprocessingShape" mc:Ignorable="w14 w15 w16se w16cid w16 w16cex w16sdtdh w16sdtfl w16du wp14">
-  <w:p>
-    <w:pPr>
-      <w:pStyle w:val="Footer"/>
-    </w:pPr>
-  </w:p>
-</w:ftr>
-</file>
-
 <file path=word/footnotes.xml><?xml version="1.0" encoding="utf-8"?>
 <w:footnotes xmlns:wpc="http://schemas.microsoft.com/office/word/2010/wordprocessingCanvas" xmlns:cx="http://schemas.microsoft.com/office/drawing/2014/chartex" xmlns:cx1="http://schemas.microsoft.com/office/drawing/2015/9/8/chartex" xmlns:cx2="http://schemas.microsoft.com/office/drawing/2015/10/21/chartex" xmlns:cx3="http://schemas.microsoft.com/office/drawing/2016/5/9/chartex" xmlns:cx4="http://schemas.microsoft.com/office/drawing/2016/5/10/chartex" xmlns:cx5="http://schemas.microsoft.com/office/drawing/2016/5/11/chartex" xmlns:cx6="http://schemas.microsoft.com/office/drawing/2016/5/12/chartex" xmlns:cx7="http://schemas.microsoft.com/office/drawing/2016/5/13/chartex" xmlns:cx8="http://schemas.microsoft.com/office/drawing/2016/5/14/chartex" xmlns:mc="http://schemas.openxmlformats.org/markup-compatibility/2006" xmlns:aink="http://schemas.microsoft.com/office/drawing/2016/ink" xmlns:am3d="http://schemas.microsoft.com/office/drawing/2017/model3d" xmlns:o="urn:schemas-microsoft-com:office:office" xmlns:oel="http://schemas.microsoft.com/office/2019/extlst" xmlns:r="http://schemas.openxmlformats.org/officeDocument/2006/relationships" xmlns:m="http://schemas.openxmlformats.org/officeDocument/2006/math" xmlns:v="urn:schemas-microsoft-com:vml" xmlns:wp14="http://schemas.microsoft.com/office/word/2010/wordprocessingDrawing" xmlns:wp="http://schemas.openxmlformats.org/drawingml/2006/wordprocessingDrawing" xmlns:w10="urn:schemas-microsoft-com:office:word" xmlns:w="http://schemas.openxmlformats.org/wordprocessingml/2006/main" xmlns:w14="http://schemas.microsoft.com/office/word/2010/wordml" xmlns:w15="http://schemas.microsoft.com/office/word/2012/wordml" xmlns:w16cex="http://schemas.microsoft.com/office/word/2018/wordml/cex" xmlns:w16cid="http://schemas.microsoft.com/office/word/2016/wordml/cid" xmlns:w16="http://schemas.microsoft.com/office/word/2018/wordml" xmlns:w16du="http://schemas.microsoft.com/office/word/2023/wordml/word16du" xmlns:w16sdtdh="http://schemas.microsoft.com/office/word/2020/wordml/sdtdatahash" xmlns:w16sdtfl="http://schemas.microsoft.com/office/word/2024/wordml/sdtformatlock" xmlns:w16se="http://schemas.microsoft.com/office/word/2015/wordml/symex" xmlns:wpg="http://schemas.microsoft.com/office/word/2010/wordprocessingGroup" xmlns:wpi="http://schemas.microsoft.com/office/word/2010/wordprocessingInk" xmlns:wne="http://schemas.microsoft.com/office/word/2006/wordml" xmlns:wps="http://schemas.microsoft.com/office/word/2010/wordprocessingShape" mc:Ignorable="w14 w15 w16se w16cid w16 w16cex w16sdtdh w16sdtfl w16du wp14">
   <w:footnote w:type="separator" w:id="-1">
@@ -2184,16 +2239,6 @@
 </file>
 
 <file path=word/header1.xml><?xml version="1.0" encoding="utf-8"?>
-<w:hdr xmlns:wpc="http://schemas.microsoft.com/office/word/2010/wordprocessingCanvas" xmlns:cx="http://schemas.microsoft.com/office/drawing/2014/chartex" xmlns:cx1="http://schemas.microsoft.com/office/drawing/2015/9/8/chartex" xmlns:cx2="http://schemas.microsoft.com/office/drawing/2015/10/21/chartex" xmlns:cx3="http://schemas.microsoft.com/office/drawing/2016/5/9/chartex" xmlns:cx4="http://schemas.microsoft.com/office/drawing/2016/5/10/chartex" xmlns:cx5="http://schemas.microsoft.com/office/drawing/2016/5/11/chartex" xmlns:cx6="http://schemas.microsoft.com/office/drawing/2016/5/12/chartex" xmlns:cx7="http://schemas.microsoft.com/office/drawing/2016/5/13/chartex" xmlns:cx8="http://schemas.microsoft.com/office/drawing/2016/5/14/chartex" xmlns:mc="http://schemas.openxmlformats.org/markup-compatibility/2006" xmlns:aink="http://schemas.microsoft.com/office/drawing/2016/ink" xmlns:am3d="http://schemas.microsoft.com/office/drawing/2017/model3d" xmlns:o="urn:schemas-microsoft-com:office:office" xmlns:oel="http://schemas.microsoft.com/office/2019/extlst" xmlns:r="http://schemas.openxmlformats.org/officeDocument/2006/relationships" xmlns:m="http://schemas.openxmlformats.org/officeDocument/2006/math" xmlns:v="urn:schemas-microsoft-com:vml" xmlns:wp14="http://schemas.microsoft.com/office/word/2010/wordprocessingDrawing" xmlns:wp="http://schemas.openxmlformats.org/drawingml/2006/wordprocessingDrawing" xmlns:w10="urn:schemas-microsoft-com:office:word" xmlns:w="http://schemas.openxmlformats.org/wordprocessingml/2006/main" xmlns:w14="http://schemas.microsoft.com/office/word/2010/wordml" xmlns:w15="http://schemas.microsoft.com/office/word/2012/wordml" xmlns:w16cex="http://schemas.microsoft.com/office/word/2018/wordml/cex" xmlns:w16cid="http://schemas.microsoft.com/office/word/2016/wordml/cid" xmlns:w16="http://schemas.microsoft.com/office/word/2018/wordml" xmlns:w16du="http://schemas.microsoft.com/office/word/2023/wordml/word16du" xmlns:w16sdtdh="http://schemas.microsoft.com/office/word/2020/wordml/sdtdatahash" xmlns:w16sdtfl="http://schemas.microsoft.com/office/word/2024/wordml/sdtformatlock" xmlns:w16se="http://schemas.microsoft.com/office/word/2015/wordml/symex" xmlns:wpg="http://schemas.microsoft.com/office/word/2010/wordprocessingGroup" xmlns:wpi="http://schemas.microsoft.com/office/word/2010/wordprocessingInk" xmlns:wne="http://schemas.microsoft.com/office/word/2006/wordml" xmlns:wps="http://schemas.microsoft.com/office/word/2010/wordprocessingShape" mc:Ignorable="w14 w15 w16se w16cid w16 w16cex w16sdtdh w16sdtfl w16du wp14">
-  <w:p>
-    <w:pPr>
-      <w:pStyle w:val="Header"/>
-    </w:pPr>
-  </w:p>
-</w:hdr>
-</file>
-
-<file path=word/header2.xml><?xml version="1.0" encoding="utf-8"?>
 <w:hdr xmlns:wpc="http://schemas.microsoft.com/office/word/2010/wordprocessingCanvas" xmlns:cx="http://schemas.microsoft.com/office/drawing/2014/chartex" xmlns:cx1="http://schemas.microsoft.com/office/drawing/2015/9/8/chartex" xmlns:cx2="http://schemas.microsoft.com/office/drawing/2015/10/21/chartex" xmlns:cx3="http://schemas.microsoft.com/office/drawing/2016/5/9/chartex" xmlns:cx4="http://schemas.microsoft.com/office/drawing/2016/5/10/chartex" xmlns:cx5="http://schemas.microsoft.com/office/drawing/2016/5/11/chartex" xmlns:cx6="http://schemas.microsoft.com/office/drawing/2016/5/12/chartex" xmlns:cx7="http://schemas.microsoft.com/office/drawing/2016/5/13/chartex" xmlns:cx8="http://schemas.microsoft.com/office/drawing/2016/5/14/chartex" xmlns:mc="http://schemas.openxmlformats.org/markup-compatibility/2006" xmlns:aink="http://schemas.microsoft.com/office/drawing/2016/ink" xmlns:am3d="http://schemas.microsoft.com/office/drawing/2017/model3d" xmlns:o="urn:schemas-microsoft-com:office:office" xmlns:oel="http://schemas.microsoft.com/office/2019/extlst" xmlns:r="http://schemas.openxmlformats.org/officeDocument/2006/relationships" xmlns:m="http://schemas.openxmlformats.org/officeDocument/2006/math" xmlns:v="urn:schemas-microsoft-com:vml" xmlns:wp14="http://schemas.microsoft.com/office/word/2010/wordprocessingDrawing" xmlns:wp="http://schemas.openxmlformats.org/drawingml/2006/wordprocessingDrawing" xmlns:w10="urn:schemas-microsoft-com:office:word" xmlns:w="http://schemas.openxmlformats.org/wordprocessingml/2006/main" xmlns:w14="http://schemas.microsoft.com/office/word/2010/wordml" xmlns:w15="http://schemas.microsoft.com/office/word/2012/wordml" xmlns:w16cex="http://schemas.microsoft.com/office/word/2018/wordml/cex" xmlns:w16cid="http://schemas.microsoft.com/office/word/2016/wordml/cid" xmlns:w16="http://schemas.microsoft.com/office/word/2018/wordml" xmlns:w16du="http://schemas.microsoft.com/office/word/2023/wordml/word16du" xmlns:w16sdtdh="http://schemas.microsoft.com/office/word/2020/wordml/sdtdatahash" xmlns:w16sdtfl="http://schemas.microsoft.com/office/word/2024/wordml/sdtformatlock" xmlns:w16se="http://schemas.microsoft.com/office/word/2015/wordml/symex" xmlns:wpg="http://schemas.microsoft.com/office/word/2010/wordprocessingGroup" xmlns:wpi="http://schemas.microsoft.com/office/word/2010/wordprocessingInk" xmlns:wne="http://schemas.microsoft.com/office/word/2006/wordml" xmlns:wps="http://schemas.microsoft.com/office/word/2010/wordprocessingShape" mc:Ignorable="w14 w15 w16se w16cid w16 w16cex w16sdtdh w16sdtfl w16du wp14">
   <w:p>
     <w:pPr>
@@ -2294,16 +2339,6 @@
       </w:drawing>
     </w:r>
   </w:p>
-  <w:p>
-    <w:pPr>
-      <w:pStyle w:val="Header"/>
-    </w:pPr>
-  </w:p>
-</w:hdr>
-</file>
-
-<file path=word/header3.xml><?xml version="1.0" encoding="utf-8"?>
-<w:hdr xmlns:wpc="http://schemas.microsoft.com/office/word/2010/wordprocessingCanvas" xmlns:cx="http://schemas.microsoft.com/office/drawing/2014/chartex" xmlns:cx1="http://schemas.microsoft.com/office/drawing/2015/9/8/chartex" xmlns:cx2="http://schemas.microsoft.com/office/drawing/2015/10/21/chartex" xmlns:cx3="http://schemas.microsoft.com/office/drawing/2016/5/9/chartex" xmlns:cx4="http://schemas.microsoft.com/office/drawing/2016/5/10/chartex" xmlns:cx5="http://schemas.microsoft.com/office/drawing/2016/5/11/chartex" xmlns:cx6="http://schemas.microsoft.com/office/drawing/2016/5/12/chartex" xmlns:cx7="http://schemas.microsoft.com/office/drawing/2016/5/13/chartex" xmlns:cx8="http://schemas.microsoft.com/office/drawing/2016/5/14/chartex" xmlns:mc="http://schemas.openxmlformats.org/markup-compatibility/2006" xmlns:aink="http://schemas.microsoft.com/office/drawing/2016/ink" xmlns:am3d="http://schemas.microsoft.com/office/drawing/2017/model3d" xmlns:o="urn:schemas-microsoft-com:office:office" xmlns:oel="http://schemas.microsoft.com/office/2019/extlst" xmlns:r="http://schemas.openxmlformats.org/officeDocument/2006/relationships" xmlns:m="http://schemas.openxmlformats.org/officeDocument/2006/math" xmlns:v="urn:schemas-microsoft-com:vml" xmlns:wp14="http://schemas.microsoft.com/office/word/2010/wordprocessingDrawing" xmlns:wp="http://schemas.openxmlformats.org/drawingml/2006/wordprocessingDrawing" xmlns:w10="urn:schemas-microsoft-com:office:word" xmlns:w="http://schemas.openxmlformats.org/wordprocessingml/2006/main" xmlns:w14="http://schemas.microsoft.com/office/word/2010/wordml" xmlns:w15="http://schemas.microsoft.com/office/word/2012/wordml" xmlns:w16cex="http://schemas.microsoft.com/office/word/2018/wordml/cex" xmlns:w16cid="http://schemas.microsoft.com/office/word/2016/wordml/cid" xmlns:w16="http://schemas.microsoft.com/office/word/2018/wordml" xmlns:w16du="http://schemas.microsoft.com/office/word/2023/wordml/word16du" xmlns:w16sdtdh="http://schemas.microsoft.com/office/word/2020/wordml/sdtdatahash" xmlns:w16sdtfl="http://schemas.microsoft.com/office/word/2024/wordml/sdtformatlock" xmlns:w16se="http://schemas.microsoft.com/office/word/2015/wordml/symex" xmlns:wpg="http://schemas.microsoft.com/office/word/2010/wordprocessingGroup" xmlns:wpi="http://schemas.microsoft.com/office/word/2010/wordprocessingInk" xmlns:wne="http://schemas.microsoft.com/office/word/2006/wordml" xmlns:wps="http://schemas.microsoft.com/office/word/2010/wordprocessingShape" mc:Ignorable="w14 w15 w16se w16cid w16 w16cex w16sdtdh w16sdtfl w16du wp14">
   <w:p>
     <w:pPr>
       <w:pStyle w:val="Header"/>

--- a/Reportes_Automatizacion_ACC/Inputs/Mpio_Informe_tramites_Catastral_ACC.docx
+++ b/Reportes_Automatizacion_ACC/Inputs/Mpio_Informe_tramites_Catastral_ACC.docx
@@ -1103,7 +1103,13 @@
         <w:jc w:val="both"/>
       </w:pPr>
       <w:r>
-        <w:t>La Gestión Catastral a cargo de La Agencia Catastral de Cundinamarca - ACC, como entidad habilitada para la prestación del servicio, comprende los procesos de formación, actualización, conservación y difusión de la información catastral, así como los procedimientos de enfoque multipropósito.</w:t>
+        <w:t xml:space="preserve">La Gestión Catastral a cargo de </w:t>
+      </w:r>
+      <w:r>
+        <w:t>l</w:t>
+      </w:r>
+      <w:r>
+        <w:t>a Agencia Catastral de Cundinamarca - ACC, como entidad habilitada para la prestación del servicio, comprende los procesos de formación, actualización, conservación y difusión de la información catastral, así como los procedimientos de enfoque multipropósito.</w:t>
       </w:r>
       <w:r>
         <w:t xml:space="preserve"> </w:t>
@@ -1167,6 +1173,7 @@
     <w:p>
       <w:pPr>
         <w:pStyle w:val="NoSpacing"/>
+        <w:jc w:val="both"/>
         <w:rPr>
           <w:lang w:val="es-ES"/>
         </w:rPr>
@@ -1235,7 +1242,25 @@
         <w:rPr>
           <w:lang w:val="es-ES"/>
         </w:rPr>
-        <w:t>para los años</w:t>
+        <w:t xml:space="preserve">para </w:t>
+      </w:r>
+      <w:r>
+        <w:rPr>
+          <w:lang w:val="es-ES"/>
+        </w:rPr>
+        <w:t xml:space="preserve">el periodo </w:t>
+      </w:r>
+      <w:r>
+        <w:rPr>
+          <w:lang w:val="es-ES"/>
+        </w:rPr>
+        <w:t>[[PERIODO]]</w:t>
+      </w:r>
+      <w:r>
+        <w:rPr>
+          <w:lang w:val="es-ES"/>
+        </w:rPr>
+        <w:t>.</w:t>
       </w:r>
       <w:r>
         <w:rPr>
@@ -1247,21 +1272,17 @@
         <w:rPr>
           <w:lang w:val="es-ES"/>
         </w:rPr>
-        <w:t>[[PERIODO]]</w:t>
-      </w:r>
-      <w:r>
-        <w:rPr>
-          <w:lang w:val="es-ES"/>
-        </w:rPr>
-        <w:t>.</w:t>
-      </w:r>
-      <w:r>
-        <w:rPr>
-          <w:rStyle w:val="FootnoteReference"/>
-          <w:lang w:val="es-ES"/>
-        </w:rPr>
-        <w:footnoteReference w:id="1"/>
-      </w:r>
+        <w:t xml:space="preserve">Los datos aquí presentados se basan en la plataforma TU CATASTRO: </w:t>
+      </w:r>
+      <w:hyperlink r:id="rId8" w:anchor="/auth" w:history="1">
+        <w:r>
+          <w:rPr>
+            <w:rStyle w:val="Hyperlink"/>
+            <w:lang w:val="es-ES"/>
+          </w:rPr>
+          <w:t>https://tramites.acc.gov.co/#/auth</w:t>
+        </w:r>
+      </w:hyperlink>
     </w:p>
     <w:p>
       <w:pPr>
@@ -1562,6 +1583,7 @@
           <w:color w:val="002060"/>
           <w:lang w:val="es-ES"/>
         </w:rPr>
+        <w:lastRenderedPageBreak/>
         <w:t>Gestión de trámites</w:t>
       </w:r>
       <w:bookmarkEnd w:id="4"/>
@@ -1829,7 +1851,19 @@
         <w:rPr>
           <w:lang w:val="es-ES"/>
         </w:rPr>
-        <w:t>Esta grafica muestra el mes y año en el que más se han recibido radicaciones.</w:t>
+        <w:t xml:space="preserve">Esta grafica muestra el mes </w:t>
+      </w:r>
+      <w:r>
+        <w:rPr>
+          <w:lang w:val="es-ES"/>
+        </w:rPr>
+        <w:t xml:space="preserve">del periodo </w:t>
+      </w:r>
+      <w:r>
+        <w:rPr>
+          <w:lang w:val="es-ES"/>
+        </w:rPr>
+        <w:t>en el que más se han recibido radicaciones.</w:t>
       </w:r>
     </w:p>
     <w:p>
@@ -1899,7 +1933,31 @@
         <w:jc w:val="both"/>
       </w:pPr>
       <w:r>
-        <w:t>El día se la semana que más presenta radicaciones, indica el año en que más se han recibido radicaciones.</w:t>
+        <w:t xml:space="preserve">El día </w:t>
+      </w:r>
+      <w:r>
+        <w:t>d</w:t>
+      </w:r>
+      <w:r>
+        <w:t>e la semana que</w:t>
+      </w:r>
+      <w:r>
+        <w:t xml:space="preserve"> </w:t>
+      </w:r>
+      <w:r>
+        <w:t xml:space="preserve">ha recibido </w:t>
+      </w:r>
+      <w:r>
+        <w:t>más</w:t>
+      </w:r>
+      <w:r>
+        <w:t xml:space="preserve"> </w:t>
+      </w:r>
+      <w:r>
+        <w:t>radicaciones</w:t>
+      </w:r>
+      <w:r>
+        <w:t>, se detalla a continuación:</w:t>
       </w:r>
     </w:p>
     <w:p>
@@ -2005,22 +2063,53 @@
     <w:p>
       <w:pPr>
         <w:pStyle w:val="NoSpacing"/>
+        <w:jc w:val="both"/>
         <w:outlineLvl w:val="1"/>
       </w:pPr>
       <w:r>
-        <w:t>En la siguiente tabla los radicados se discriminan en</w:t>
-      </w:r>
-      <w:r>
-        <w:t xml:space="preserve"> resueltos por año, </w:t>
-      </w:r>
-      <w:r>
-        <w:t xml:space="preserve">y a su vez diferenciados por trámites que resuelve el enlace territorial o se resuelven a nivel central de la </w:t>
-      </w:r>
-      <w:r>
-        <w:t>ACC,</w:t>
-      </w:r>
-      <w:r>
-        <w:t xml:space="preserve"> donde puede ser el enlace territorial o el nivel central. </w:t>
+        <w:t>En la siguiente tabla se discriminan</w:t>
+      </w:r>
+      <w:r>
+        <w:t xml:space="preserve"> </w:t>
+      </w:r>
+      <w:r>
+        <w:t>los radicados</w:t>
+      </w:r>
+      <w:r>
+        <w:t xml:space="preserve"> resueltos </w:t>
+      </w:r>
+      <w:r>
+        <w:t>en el periodo</w:t>
+      </w:r>
+      <w:r>
+        <w:t xml:space="preserve">, </w:t>
+      </w:r>
+      <w:r>
+        <w:t>diferenciados por</w:t>
+      </w:r>
+      <w:r>
+        <w:t xml:space="preserve"> el tipo de </w:t>
+      </w:r>
+      <w:r>
+        <w:t xml:space="preserve"> trámite</w:t>
+      </w:r>
+      <w:r>
+        <w:t>,</w:t>
+      </w:r>
+      <w:r>
+        <w:t xml:space="preserve"> </w:t>
+      </w:r>
+      <w:r>
+        <w:t>el número</w:t>
+      </w:r>
+      <w:r>
+        <w:t xml:space="preserve"> </w:t>
+      </w:r>
+      <w:r>
+        <w:t xml:space="preserve">de </w:t>
+      </w:r>
+      <w:r>
+        <w:t xml:space="preserve">tramites en proceso y las resoluciones de finalización asociadas. </w:t>
       </w:r>
     </w:p>
     <w:p>
@@ -2098,8 +2187,8 @@
     </w:p>
     <w:p/>
     <w:sectPr>
-      <w:headerReference w:type="default" r:id="rId8"/>
-      <w:footerReference w:type="default" r:id="rId9"/>
+      <w:headerReference w:type="default" r:id="rId9"/>
+      <w:footerReference w:type="default" r:id="rId10"/>
       <w:pgSz w:w="12240" w:h="15840"/>
       <w:pgMar w:top="1417" w:right="1701" w:bottom="1417" w:left="1701" w:header="708" w:footer="708" w:gutter="0"/>
       <w:cols w:space="708"/>
@@ -2199,40 +2288,6 @@
       <w:r>
         <w:continuationSeparator/>
       </w:r>
-    </w:p>
-  </w:footnote>
-  <w:footnote w:id="1">
-    <w:p>
-      <w:pPr>
-        <w:pStyle w:val="FootnoteText"/>
-        <w:rPr>
-          <w:lang w:val="es-ES"/>
-        </w:rPr>
-      </w:pPr>
-      <w:r>
-        <w:rPr>
-          <w:rStyle w:val="FootnoteReference"/>
-        </w:rPr>
-        <w:footnoteRef/>
-      </w:r>
-      <w:r>
-        <w:t xml:space="preserve"> </w:t>
-      </w:r>
-      <w:r>
-        <w:rPr>
-          <w:lang w:val="es-ES"/>
-        </w:rPr>
-        <w:t xml:space="preserve">Los datos aquí presentados se basan en la plataforma TU CATASTRO: </w:t>
-      </w:r>
-      <w:hyperlink r:id="rId1" w:anchor="/auth" w:history="1">
-        <w:r>
-          <w:rPr>
-            <w:rStyle w:val="Hyperlink"/>
-            <w:lang w:val="es-ES"/>
-          </w:rPr>
-          <w:t>https://tramites.acc.gov.co/#/auth</w:t>
-        </w:r>
-      </w:hyperlink>
     </w:p>
   </w:footnote>
 </w:footnotes>
@@ -4944,10 +4999,151 @@
 <b:Sources xmlns:b="http://schemas.openxmlformats.org/officeDocument/2006/bibliography" xmlns="http://schemas.openxmlformats.org/officeDocument/2006/bibliography" SelectedStyle="\APASixthEditionOfficeOnline.xsl" StyleName="APA" Version="6"/>
 </file>
 
+<file path=customXml/item2.xml><?xml version="1.0" encoding="utf-8"?>
+<ct:contentTypeSchema xmlns:ct="http://schemas.microsoft.com/office/2006/metadata/contentType" xmlns:ma="http://schemas.microsoft.com/office/2006/metadata/properties/metaAttributes" ct:_="" ma:_="" ma:contentTypeName="Documento" ma:contentTypeID="0x0101004A6406757B101A48B54BDA4E15CAC4D9" ma:contentTypeVersion="0" ma:contentTypeDescription="Crear nuevo documento." ma:contentTypeScope="" ma:versionID="a52beb59ae4605de621ebb4c1eabbe5c">
+  <xsd:schema xmlns:xsd="http://www.w3.org/2001/XMLSchema" xmlns:xs="http://www.w3.org/2001/XMLSchema" xmlns:p="http://schemas.microsoft.com/office/2006/metadata/properties" targetNamespace="http://schemas.microsoft.com/office/2006/metadata/properties" ma:root="true" ma:fieldsID="26ff3a126252e742cc2543983a566b0e">
+    <xsd:element name="properties">
+      <xsd:complexType>
+        <xsd:sequence>
+          <xsd:element name="documentManagement">
+            <xsd:complexType>
+              <xsd:all/>
+            </xsd:complexType>
+          </xsd:element>
+        </xsd:sequence>
+      </xsd:complexType>
+    </xsd:element>
+  </xsd:schema>
+  <xsd:schema xmlns="http://schemas.openxmlformats.org/package/2006/metadata/core-properties" xmlns:xsd="http://www.w3.org/2001/XMLSchema" xmlns:xsi="http://www.w3.org/2001/XMLSchema-instance" xmlns:dc="http://purl.org/dc/elements/1.1/" xmlns:dcterms="http://purl.org/dc/terms/" xmlns:odoc="http://schemas.microsoft.com/internal/obd" targetNamespace="http://schemas.openxmlformats.org/package/2006/metadata/core-properties" elementFormDefault="qualified" attributeFormDefault="unqualified" blockDefault="#all">
+    <xsd:import namespace="http://purl.org/dc/elements/1.1/" schemaLocation="http://dublincore.org/schemas/xmls/qdc/2003/04/02/dc.xsd"/>
+    <xsd:import namespace="http://purl.org/dc/terms/" schemaLocation="http://dublincore.org/schemas/xmls/qdc/2003/04/02/dcterms.xsd"/>
+    <xsd:element name="coreProperties" type="CT_coreProperties"/>
+    <xsd:complexType name="CT_coreProperties">
+      <xsd:all>
+        <xsd:element ref="dc:creator" minOccurs="0" maxOccurs="1"/>
+        <xsd:element ref="dcterms:created" minOccurs="0" maxOccurs="1"/>
+        <xsd:element ref="dc:identifier" minOccurs="0" maxOccurs="1"/>
+        <xsd:element name="contentType" minOccurs="0" maxOccurs="1" type="xsd:string" ma:index="0" ma:displayName="Tipo de contenido"/>
+        <xsd:element ref="dc:title" minOccurs="0" maxOccurs="1" ma:index="4" ma:displayName="Título"/>
+        <xsd:element ref="dc:subject" minOccurs="0" maxOccurs="1"/>
+        <xsd:element ref="dc:description" minOccurs="0" maxOccurs="1"/>
+        <xsd:element name="keywords" minOccurs="0" maxOccurs="1" type="xsd:string"/>
+        <xsd:element ref="dc:language" minOccurs="0" maxOccurs="1"/>
+        <xsd:element name="category" minOccurs="0" maxOccurs="1" type="xsd:string"/>
+        <xsd:element name="version" minOccurs="0" maxOccurs="1" type="xsd:string"/>
+        <xsd:element name="revision" minOccurs="0" maxOccurs="1" type="xsd:string">
+          <xsd:annotation>
+            <xsd:documentation>
+                        This value indicates the number of saves or revisions. The application is responsible for updating this value after each revision.
+                    </xsd:documentation>
+          </xsd:annotation>
+        </xsd:element>
+        <xsd:element name="lastModifiedBy" minOccurs="0" maxOccurs="1" type="xsd:string"/>
+        <xsd:element ref="dcterms:modified" minOccurs="0" maxOccurs="1"/>
+        <xsd:element name="contentStatus" minOccurs="0" maxOccurs="1" type="xsd:string"/>
+      </xsd:all>
+    </xsd:complexType>
+  </xsd:schema>
+  <xs:schema xmlns:pc="http://schemas.microsoft.com/office/infopath/2007/PartnerControls" xmlns:xs="http://www.w3.org/2001/XMLSchema" targetNamespace="http://schemas.microsoft.com/office/infopath/2007/PartnerControls" elementFormDefault="qualified" attributeFormDefault="unqualified">
+    <xs:element name="Person">
+      <xs:complexType>
+        <xs:sequence>
+          <xs:element ref="pc:DisplayName" minOccurs="0"/>
+          <xs:element ref="pc:AccountId" minOccurs="0"/>
+          <xs:element ref="pc:AccountType" minOccurs="0"/>
+        </xs:sequence>
+      </xs:complexType>
+    </xs:element>
+    <xs:element name="DisplayName" type="xs:string"/>
+    <xs:element name="AccountId" type="xs:string"/>
+    <xs:element name="AccountType" type="xs:string"/>
+    <xs:element name="BDCAssociatedEntity">
+      <xs:complexType>
+        <xs:sequence>
+          <xs:element ref="pc:BDCEntity" minOccurs="0" maxOccurs="unbounded"/>
+        </xs:sequence>
+        <xs:attribute ref="pc:EntityNamespace"/>
+        <xs:attribute ref="pc:EntityName"/>
+        <xs:attribute ref="pc:SystemInstanceName"/>
+        <xs:attribute ref="pc:AssociationName"/>
+      </xs:complexType>
+    </xs:element>
+    <xs:attribute name="EntityNamespace" type="xs:string"/>
+    <xs:attribute name="EntityName" type="xs:string"/>
+    <xs:attribute name="SystemInstanceName" type="xs:string"/>
+    <xs:attribute name="AssociationName" type="xs:string"/>
+    <xs:element name="BDCEntity">
+      <xs:complexType>
+        <xs:sequence>
+          <xs:element ref="pc:EntityDisplayName" minOccurs="0"/>
+          <xs:element ref="pc:EntityInstanceReference" minOccurs="0"/>
+          <xs:element ref="pc:EntityId1" minOccurs="0"/>
+          <xs:element ref="pc:EntityId2" minOccurs="0"/>
+          <xs:element ref="pc:EntityId3" minOccurs="0"/>
+          <xs:element ref="pc:EntityId4" minOccurs="0"/>
+          <xs:element ref="pc:EntityId5" minOccurs="0"/>
+        </xs:sequence>
+      </xs:complexType>
+    </xs:element>
+    <xs:element name="EntityDisplayName" type="xs:string"/>
+    <xs:element name="EntityInstanceReference" type="xs:string"/>
+    <xs:element name="EntityId1" type="xs:string"/>
+    <xs:element name="EntityId2" type="xs:string"/>
+    <xs:element name="EntityId3" type="xs:string"/>
+    <xs:element name="EntityId4" type="xs:string"/>
+    <xs:element name="EntityId5" type="xs:string"/>
+    <xs:element name="Terms">
+      <xs:complexType>
+        <xs:sequence>
+          <xs:element ref="pc:TermInfo" minOccurs="0" maxOccurs="unbounded"/>
+        </xs:sequence>
+      </xs:complexType>
+    </xs:element>
+    <xs:element name="TermInfo">
+      <xs:complexType>
+        <xs:sequence>
+          <xs:element ref="pc:TermName" minOccurs="0"/>
+          <xs:element ref="pc:TermId" minOccurs="0"/>
+        </xs:sequence>
+      </xs:complexType>
+    </xs:element>
+    <xs:element name="TermName" type="xs:string"/>
+    <xs:element name="TermId" type="xs:string"/>
+  </xs:schema>
+</ct:contentTypeSchema>
+</file>
+
+<file path=customXml/item3.xml><?xml version="1.0" encoding="utf-8"?>
+<?mso-contentType ?>
+<FormTemplates xmlns="http://schemas.microsoft.com/sharepoint/v3/contenttype/forms">
+  <Display>DocumentLibraryForm</Display>
+  <Edit>DocumentLibraryForm</Edit>
+  <New>DocumentLibraryForm</New>
+</FormTemplates>
+</file>
+
+<file path=customXml/item4.xml><?xml version="1.0" encoding="utf-8"?>
+<p:properties xmlns:p="http://schemas.microsoft.com/office/2006/metadata/properties" xmlns:xsi="http://www.w3.org/2001/XMLSchema-instance" xmlns:pc="http://schemas.microsoft.com/office/infopath/2007/PartnerControls">
+  <documentManagement/>
+</p:properties>
+</file>
+
 <file path=customXml/itemProps1.xml><?xml version="1.0" encoding="utf-8"?>
 <ds:datastoreItem xmlns:ds="http://schemas.openxmlformats.org/officeDocument/2006/customXml" ds:itemID="{77AFE4CA-BDAF-4F54-AD5B-C2D52D3498DD}">
   <ds:schemaRefs>
     <ds:schemaRef ds:uri="http://schemas.openxmlformats.org/officeDocument/2006/bibliography"/>
   </ds:schemaRefs>
 </ds:datastoreItem>
+</file>
+
+<file path=customXml/itemProps2.xml><?xml version="1.0" encoding="utf-8"?>
+<ds:datastoreItem xmlns:ds="http://schemas.openxmlformats.org/officeDocument/2006/customXml" ds:itemID="{37B5E986-5FBF-4DE4-B9D7-3F649B463F01}"/>
+</file>
+
+<file path=customXml/itemProps3.xml><?xml version="1.0" encoding="utf-8"?>
+<ds:datastoreItem xmlns:ds="http://schemas.openxmlformats.org/officeDocument/2006/customXml" ds:itemID="{0E029AE1-F15C-49B8-8139-C7CA37FE9C3B}"/>
+</file>
+
+<file path=customXml/itemProps4.xml><?xml version="1.0" encoding="utf-8"?>
+<ds:datastoreItem xmlns:ds="http://schemas.openxmlformats.org/officeDocument/2006/customXml" ds:itemID="{557E9C04-984D-4D38-BBDB-90CB88A8E3E4}"/>
 </file>